--- a/物价补丁/使用文档.docx
+++ b/物价补丁/使用文档.docx
@@ -12,7 +12,7 @@
           <w:b/>
           <w:sz w:val="40"/>
         </w:rPr>
-        <w:t>POE1 / POE2 物价补丁使用文档 v0.6.4</w:t>
+        <w:t>POE1 / POE2 物价补丁使用文档 v0.6.5</w:t>
       </w:r>
     </w:p>
     <w:p>
@@ -1068,7 +1068,7 @@
         <w:color w:val="808080"/>
         <w:sz w:val="18"/>
       </w:rPr>
-      <w:t>POE1 / POE2 物价补丁 v0.6.4</w:t>
+      <w:t>POE1 / POE2 物价补丁 v0.6.5</w:t>
     </w:r>
   </w:p>
 </w:ftr>

--- a/物价补丁/使用文档.docx
+++ b/物价补丁/使用文档.docx
@@ -12,7 +12,7 @@
           <w:b/>
           <w:sz w:val="40"/>
         </w:rPr>
-        <w:t>POE1 / POE2 物价补丁使用文档 v0.6.5</w:t>
+        <w:t>POE1 / POE2 物价补丁使用文档 v0.6.6</w:t>
       </w:r>
     </w:p>
     <w:p>
@@ -1068,7 +1068,7 @@
         <w:color w:val="808080"/>
         <w:sz w:val="18"/>
       </w:rPr>
-      <w:t>POE1 / POE2 物价补丁 v0.6.5</w:t>
+      <w:t>POE1 / POE2 物价补丁 v0.6.6</w:t>
     </w:r>
   </w:p>
 </w:ftr>

--- a/物价补丁/使用文档.docx
+++ b/物价补丁/使用文档.docx
@@ -12,7 +12,7 @@
           <w:b/>
           <w:sz w:val="40"/>
         </w:rPr>
-        <w:t>POE1 / POE2 物价补丁使用文档 v0.6.6</w:t>
+        <w:t>POE1 / POE2 物价补丁使用文档 v0.6.7</w:t>
       </w:r>
     </w:p>
     <w:p>
@@ -1068,7 +1068,7 @@
         <w:color w:val="808080"/>
         <w:sz w:val="18"/>
       </w:rPr>
-      <w:t>POE1 / POE2 物价补丁 v0.6.6</w:t>
+      <w:t>POE1 / POE2 物价补丁 v0.6.7</w:t>
     </w:r>
   </w:p>
 </w:ftr>

--- a/物价补丁/使用文档.docx
+++ b/物价补丁/使用文档.docx
@@ -12,7 +12,7 @@
           <w:b/>
           <w:sz w:val="40"/>
         </w:rPr>
-        <w:t>POE1 / POE2 物价补丁使用文档 v0.6.7</w:t>
+        <w:t>POE1 / POE2 物价补丁使用文档 v0.6.8</w:t>
       </w:r>
     </w:p>
     <w:p>
@@ -1068,7 +1068,7 @@
         <w:color w:val="808080"/>
         <w:sz w:val="18"/>
       </w:rPr>
-      <w:t>POE1 / POE2 物价补丁 v0.6.7</w:t>
+      <w:t>POE1 / POE2 物价补丁 v0.6.8</w:t>
     </w:r>
   </w:p>
 </w:ftr>
